--- a/data/cvs/cv_141_Trace3_Sr__Cloud_Solutions_Architect___DevOps__.docx
+++ b/data/cvs/cv_141_Trace3_Sr__Cloud_Solutions_Architect___DevOps__.docx
@@ -86,7 +86,7 @@
         <w:rPr>
           <w:sz w:val="20"/>
         </w:rPr>
-        <w:t>Senior Cloud Solutions Architect with a background in full-stack development and AI engineering. I design and deliver cloud-based solutions, leveraging AWS, Azure, and GCP to build robust, scalable architectures. My expertise lies in consulting, project oversight, and client engagement, ensuring seamless cloud migrations and system integrations. I have a proven track record in requirements analysis, solution design, and implementation, with a focus on automation, scripting, and DevOps practices.</w:t>
+        <w:t>Senior Cloud Solutions Architect with a strong background in full-stack development and AI engineering. I excel at designing and implementing cloud-based solutions, leveraging AWS, Azure, and GCP platforms. My expertise lies in project delivery oversight, consulting, and client engagement, ensuring requirements are met through robust solution architecture. I have a proven track record in cloud platform engineering, automation, and DevOps practices, with a focus on containerization, microservices, and cloud security.</w:t>
       </w:r>
     </w:p>
     <w:p>
@@ -119,7 +119,7 @@
         <w:rPr>
           <w:sz w:val="20"/>
         </w:rPr>
-        <w:t>Python, JavaScript, SQL, Bash</w:t>
+        <w:t>Python, JavaScript, SQL, Bash, HTML, CSS</w:t>
       </w:r>
     </w:p>
     <w:p>
@@ -155,7 +155,7 @@
         <w:rPr>
           <w:sz w:val="20"/>
         </w:rPr>
-        <w:t>PostgreSQL, MySQL, MongoDB</w:t>
+        <w:t>PostgreSQL, MySQL, MongoDB, SQLite</w:t>
       </w:r>
     </w:p>
     <w:p>
@@ -173,7 +173,7 @@
         <w:rPr>
           <w:sz w:val="20"/>
         </w:rPr>
-        <w:t>Pandas, Data Visualisation, Statistical Analysis</w:t>
+        <w:t>Pandas, NumPy, Excel, Data Visualisation, Statistical Analysis</w:t>
       </w:r>
     </w:p>
     <w:p>
@@ -191,7 +191,7 @@
         <w:rPr>
           <w:sz w:val="20"/>
         </w:rPr>
-        <w:t>Prompt Engineering, LLM Evaluation, Dataset Structuring</w:t>
+        <w:t>Prompt Engineering, LLM Evaluation, Data Annotation, Dataset Structuring, Gemini API, Groq API</w:t>
       </w:r>
     </w:p>
     <w:p>
@@ -209,7 +209,7 @@
         <w:rPr>
           <w:sz w:val="20"/>
         </w:rPr>
-        <w:t>n8n, Playwright, Web Scraping, REST APIs</w:t>
+        <w:t>n8n, Playwright, APScheduler, Web Scraping, REST APIs</w:t>
       </w:r>
     </w:p>
     <w:p>
@@ -227,7 +227,7 @@
         <w:rPr>
           <w:sz w:val="20"/>
         </w:rPr>
-        <w:t>Oracle Cloud, Google Cloud Platform, CI/CD, Microservices, Containerization, Kubernetes, AWS, Azure, GCP, Hybrid Cloud, Multi-cloud Environments, Infrastructure as Code (IaC)</w:t>
+        <w:t>Oracle Cloud, Google Cloud Platform, CI/CD, Docker, Scripting, API Integration</w:t>
       </w:r>
     </w:p>
     <w:p>
@@ -245,7 +245,7 @@
         <w:rPr>
           <w:sz w:val="20"/>
         </w:rPr>
-        <w:t>Cloud Architecture, Cloud Platform Engineering, Project Delivery Oversight, Pre-sales, Subject Matter Expertise, Estimation</w:t>
+        <w:t>Cloud Architecture, Pre-sales, Subject Matter Expertise, Requirements Analysis, Estimating, Proposal Creation, Implementation, Cloud Native Technologies</w:t>
       </w:r>
     </w:p>
     <w:p>
@@ -263,7 +263,7 @@
         <w:rPr>
           <w:sz w:val="20"/>
         </w:rPr>
-        <w:t>Proposal Creation, Cloud Native Technologies, Solution Architecture, Cross-functional Collaboration, Standards Compliance, Best Practices, Agile Methodology</w:t>
+        <w:t>Cross-functional Collaboration, Standards Compliance, Best Practices, Agile Methodology, Kubernetes, Terraform, Ansible, Jenkins</w:t>
       </w:r>
     </w:p>
     <w:p>
@@ -325,7 +325,7 @@
         <w:rPr>
           <w:sz w:val="20"/>
         </w:rPr>
-        <w:t>Authoring comprehensive System Design Documents (SDDs) for Application, Data, Integration, and Security Architecture.</w:t>
+        <w:t>Authoring comprehensive System Design Documents (SDDs) and Business Requirements Documents (BRDs) to guide project scope and architecture.</w:t>
       </w:r>
     </w:p>
     <w:p>
@@ -337,7 +337,7 @@
         <w:rPr>
           <w:sz w:val="20"/>
         </w:rPr>
-        <w:t>Designing and building an AI-powered tender scraping pipeline to automate tender opportunity discovery and processing.</w:t>
+        <w:t>Designing and prototyping an AI-powered tender scraping pipeline, automating tender opportunity discovery and processing.</w:t>
       </w:r>
     </w:p>
     <w:p>
@@ -407,31 +407,7 @@
         <w:rPr>
           <w:sz w:val="20"/>
         </w:rPr>
-        <w:t>Developed and delivered full-stack solutions for U.S.-based clients across different sectors</w:t>
-      </w:r>
-    </w:p>
-    <w:p>
-      <w:pPr>
-        <w:pStyle w:val="ListBullet"/>
-        <w:spacing w:before="0" w:after="20"/>
-      </w:pPr>
-      <w:r>
-        <w:rPr>
-          <w:sz w:val="20"/>
-        </w:rPr>
-        <w:t>Built UI components, optimised APIs, and handled CMS-based website systems</w:t>
-      </w:r>
-    </w:p>
-    <w:p>
-      <w:pPr>
-        <w:pStyle w:val="ListBullet"/>
-        <w:spacing w:before="0" w:after="20"/>
-      </w:pPr>
-      <w:r>
-        <w:rPr>
-          <w:sz w:val="20"/>
-        </w:rPr>
-        <w:t>Collaborated with remote teams to debug, improve performance, and implement client feedback</w:t>
+        <w:t>Building full-stack solutions with optimised UI components, APIs, and CMS systems, ensuring client satisfaction through remote collaboration.</w:t>
       </w:r>
     </w:p>
     <w:p>
@@ -466,7 +442,7 @@
         <w:rPr>
           <w:sz w:val="20"/>
         </w:rPr>
-        <w:t>Performing intent detection and slot tagging for health and agriculture AI systems, ensuring high-quality training data.</w:t>
+        <w:t>Performing intent detection, slot tagging, and utterance verification for health and agriculture AI systems, ensuring high-quality training data.</w:t>
       </w:r>
     </w:p>
     <w:p>
@@ -501,7 +477,31 @@
         <w:rPr>
           <w:sz w:val="20"/>
         </w:rPr>
-        <w:t>Evaluating AI-generated content and providing structured feedback to enhance model performance and alignment.</w:t>
+        <w:t>Evaluated AI-generated content and contributed structured feedback to improve model accuracy</w:t>
+      </w:r>
+    </w:p>
+    <w:p>
+      <w:pPr>
+        <w:pStyle w:val="ListBullet"/>
+        <w:spacing w:before="0" w:after="20"/>
+      </w:pPr>
+      <w:r>
+        <w:rPr>
+          <w:sz w:val="20"/>
+        </w:rPr>
+        <w:t>Assessed natural language response quality across diverse prompt categories</w:t>
+      </w:r>
+    </w:p>
+    <w:p>
+      <w:pPr>
+        <w:pStyle w:val="ListBullet"/>
+        <w:spacing w:before="0" w:after="20"/>
+      </w:pPr>
+      <w:r>
+        <w:rPr>
+          <w:sz w:val="20"/>
+        </w:rPr>
+        <w:t>Contributed to model alignment and quality assurance pipelines</w:t>
       </w:r>
     </w:p>
     <w:p>
